--- a/source/tests/testpage.docx
+++ b/source/tests/testpage.docx
@@ -5,7 +5,7 @@
     <w:p>
       <w:pPr>
         <w:pStyle w:val="Body"/>
-        <w:spacing w:line="276" w:lineRule="auto"/>
+        <w:spacing w:line="640" w:lineRule="exact"/>
         <w:jc w:val="both"/>
         <w:rPr>
           <w:rFonts w:ascii="KugiRegular" w:hAnsi="KugiRegular"/>
@@ -27,7 +27,7 @@
     <w:p>
       <w:pPr>
         <w:pStyle w:val="Body"/>
-        <w:spacing w:line="276" w:lineRule="auto"/>
+        <w:spacing w:line="560" w:lineRule="exact"/>
         <w:jc w:val="both"/>
         <w:rPr>
           <w:rFonts w:ascii="KugiRegular" w:hAnsi="KugiRegular"/>
@@ -49,7 +49,7 @@
     <w:p>
       <w:pPr>
         <w:pStyle w:val="Body"/>
-        <w:spacing w:line="276" w:lineRule="auto"/>
+        <w:spacing w:line="480" w:lineRule="exact"/>
         <w:jc w:val="both"/>
         <w:rPr>
           <w:rFonts w:ascii="KugiRegular" w:hAnsi="KugiRegular"/>
@@ -93,7 +93,7 @@
     <w:p>
       <w:pPr>
         <w:pStyle w:val="Body"/>
-        <w:spacing w:line="276" w:lineRule="auto"/>
+        <w:spacing w:line="300" w:lineRule="exact"/>
         <w:jc w:val="both"/>
         <w:rPr>
           <w:rFonts w:ascii="KugiRegular" w:eastAsia="KugiRegular" w:hAnsi="KugiRegular" w:cs="KugiRegular"/>
@@ -115,7 +115,7 @@
     <w:p>
       <w:pPr>
         <w:pStyle w:val="Body"/>
-        <w:spacing w:line="276" w:lineRule="auto"/>
+        <w:spacing w:line="360" w:lineRule="exact"/>
         <w:jc w:val="both"/>
         <w:rPr>
           <w:rFonts w:ascii="KugiSerif" w:hAnsi="KugiSerif"/>
@@ -159,7 +159,7 @@
     <w:p>
       <w:pPr>
         <w:pStyle w:val="Body"/>
-        <w:spacing w:line="276" w:lineRule="auto"/>
+        <w:spacing w:line="300" w:lineRule="exact"/>
         <w:jc w:val="both"/>
         <w:rPr>
           <w:rFonts w:ascii="KugiRegular" w:hAnsi="KugiRegular"/>
@@ -181,7 +181,7 @@
     <w:p>
       <w:pPr>
         <w:pStyle w:val="Body"/>
-        <w:spacing w:line="276" w:lineRule="auto"/>
+        <w:spacing w:line="300" w:lineRule="exact"/>
         <w:jc w:val="both"/>
         <w:rPr>
           <w:rFonts w:ascii="KugiRegular" w:hAnsi="KugiRegular"/>
@@ -205,7 +205,7 @@
     <w:p>
       <w:pPr>
         <w:pStyle w:val="Body"/>
-        <w:spacing w:line="276" w:lineRule="auto"/>
+        <w:spacing w:line="300" w:lineRule="exact"/>
         <w:jc w:val="both"/>
         <w:rPr>
           <w:rFonts w:ascii="KugiRegular" w:hAnsi="KugiRegular"/>
@@ -229,7 +229,7 @@
     <w:p>
       <w:pPr>
         <w:pStyle w:val="Body"/>
-        <w:spacing w:line="276" w:lineRule="auto"/>
+        <w:spacing w:line="640" w:lineRule="exact"/>
         <w:jc w:val="both"/>
         <w:rPr>
           <w:rFonts w:ascii="KugiOblique" w:hAnsi="KugiOblique"/>
@@ -269,7 +269,7 @@
     <w:p>
       <w:pPr>
         <w:pStyle w:val="Body"/>
-        <w:spacing w:line="276" w:lineRule="auto"/>
+        <w:spacing w:line="560" w:lineRule="exact"/>
         <w:jc w:val="both"/>
         <w:rPr>
           <w:rFonts w:ascii="KugiOblique" w:hAnsi="KugiOblique"/>
@@ -291,7 +291,7 @@
     <w:p>
       <w:pPr>
         <w:pStyle w:val="Body"/>
-        <w:spacing w:line="276" w:lineRule="auto"/>
+        <w:spacing w:line="480" w:lineRule="exact"/>
         <w:jc w:val="both"/>
         <w:rPr>
           <w:rFonts w:ascii="KugiOblique" w:hAnsi="KugiOblique"/>
@@ -335,7 +335,7 @@
     <w:p>
       <w:pPr>
         <w:pStyle w:val="Body"/>
-        <w:spacing w:line="276" w:lineRule="auto"/>
+        <w:spacing w:line="300" w:lineRule="exact"/>
         <w:jc w:val="both"/>
         <w:rPr>
           <w:rFonts w:ascii="KugiOblique" w:eastAsia="KugiRegular" w:hAnsi="KugiOblique" w:cs="KugiRegular"/>
@@ -357,7 +357,7 @@
     <w:p>
       <w:pPr>
         <w:pStyle w:val="Body"/>
-        <w:spacing w:line="276" w:lineRule="auto"/>
+        <w:spacing w:line="360" w:lineRule="exact"/>
         <w:jc w:val="both"/>
         <w:rPr>
           <w:rFonts w:ascii="KugiOblique" w:hAnsi="KugiOblique"/>
@@ -392,7 +392,7 @@
     <w:p>
       <w:pPr>
         <w:pStyle w:val="Body"/>
-        <w:spacing w:line="276" w:lineRule="auto"/>
+        <w:spacing w:line="300" w:lineRule="exact"/>
         <w:jc w:val="both"/>
         <w:rPr>
           <w:rFonts w:ascii="KugiOblique" w:hAnsi="KugiOblique"/>
@@ -414,7 +414,7 @@
     <w:p>
       <w:pPr>
         <w:pStyle w:val="Body"/>
-        <w:spacing w:line="276" w:lineRule="auto"/>
+        <w:spacing w:line="300" w:lineRule="exact"/>
         <w:jc w:val="both"/>
         <w:rPr>
           <w:rFonts w:ascii="KugiOblique" w:hAnsi="KugiOblique"/>
@@ -438,7 +438,7 @@
     <w:p>
       <w:pPr>
         <w:pStyle w:val="Body"/>
-        <w:spacing w:line="276" w:lineRule="auto"/>
+        <w:spacing w:line="300" w:lineRule="exact"/>
         <w:jc w:val="both"/>
         <w:rPr>
           <w:rFonts w:ascii="KugiOblique" w:hAnsi="KugiOblique"/>
@@ -462,7 +462,7 @@
     <w:p>
       <w:pPr>
         <w:pStyle w:val="Body"/>
-        <w:spacing w:line="276" w:lineRule="auto"/>
+        <w:spacing w:line="640" w:lineRule="exact"/>
         <w:jc w:val="both"/>
         <w:rPr>
           <w:rFonts w:ascii="KugiBold" w:hAnsi="KugiBold"/>
@@ -478,16 +478,7 @@
           <w:szCs w:val="24"/>
           <w:lang w:val="fr-CH"/>
         </w:rPr>
-        <w:t>0123456789</w:t>
-      </w:r>
-      <w:r>
-        <w:rPr>
-          <w:rFonts w:ascii="KugiRegular" w:hAnsi="KugiRegular"/>
-          <w:sz w:val="24"/>
-          <w:szCs w:val="24"/>
-          <w:lang w:val="fr-CH"/>
-        </w:rPr>
-        <w:t xml:space="preserve"> </w:t>
+        <w:t xml:space="preserve">0123456789 </w:t>
       </w:r>
       <w:r>
         <w:rPr>
@@ -512,7 +503,7 @@
     <w:p>
       <w:pPr>
         <w:pStyle w:val="Body"/>
-        <w:spacing w:line="276" w:lineRule="auto"/>
+        <w:spacing w:line="560" w:lineRule="exact"/>
         <w:jc w:val="both"/>
         <w:rPr>
           <w:rFonts w:ascii="KugiBold" w:hAnsi="KugiBold"/>
@@ -534,7 +525,7 @@
     <w:p>
       <w:pPr>
         <w:pStyle w:val="Body"/>
-        <w:spacing w:line="276" w:lineRule="auto"/>
+        <w:spacing w:line="480" w:lineRule="exact"/>
         <w:jc w:val="both"/>
         <w:rPr>
           <w:rFonts w:ascii="KugiBold" w:hAnsi="KugiBold"/>
@@ -578,7 +569,7 @@
     <w:p>
       <w:pPr>
         <w:pStyle w:val="Body"/>
-        <w:spacing w:line="276" w:lineRule="auto"/>
+        <w:spacing w:line="300" w:lineRule="exact"/>
         <w:jc w:val="both"/>
         <w:rPr>
           <w:rFonts w:ascii="KugiBold" w:eastAsia="KugiRegular" w:hAnsi="KugiBold" w:cs="KugiRegular"/>
@@ -600,7 +591,7 @@
     <w:p>
       <w:pPr>
         <w:pStyle w:val="Body"/>
-        <w:spacing w:line="276" w:lineRule="auto"/>
+        <w:spacing w:line="360" w:lineRule="exact"/>
         <w:jc w:val="both"/>
         <w:rPr>
           <w:rFonts w:ascii="KugiBold" w:hAnsi="KugiBold"/>
@@ -635,7 +626,7 @@
     <w:p>
       <w:pPr>
         <w:pStyle w:val="Body"/>
-        <w:spacing w:line="276" w:lineRule="auto"/>
+        <w:spacing w:line="300" w:lineRule="exact"/>
         <w:jc w:val="both"/>
         <w:rPr>
           <w:rFonts w:ascii="KugiBold" w:hAnsi="KugiBold"/>
@@ -657,7 +648,7 @@
     <w:p>
       <w:pPr>
         <w:pStyle w:val="Body"/>
-        <w:spacing w:line="276" w:lineRule="auto"/>
+        <w:spacing w:line="300" w:lineRule="exact"/>
         <w:jc w:val="both"/>
         <w:rPr>
           <w:rFonts w:ascii="KugiBold" w:hAnsi="KugiBold"/>
@@ -681,7 +672,7 @@
     <w:p>
       <w:pPr>
         <w:pStyle w:val="Body"/>
-        <w:spacing w:line="276" w:lineRule="auto"/>
+        <w:spacing w:line="300" w:lineRule="exact"/>
         <w:jc w:val="both"/>
         <w:rPr>
           <w:rFonts w:ascii="KugiBold" w:hAnsi="KugiBold"/>
@@ -705,7 +696,7 @@
     <w:p>
       <w:pPr>
         <w:pStyle w:val="Body"/>
-        <w:spacing w:line="276" w:lineRule="auto"/>
+        <w:spacing w:line="640" w:lineRule="exact"/>
         <w:jc w:val="both"/>
         <w:rPr>
           <w:rFonts w:ascii="KUGICAPS" w:hAnsi="KUGICAPS"/>
@@ -754,7 +745,7 @@
     <w:p>
       <w:pPr>
         <w:pStyle w:val="Body"/>
-        <w:spacing w:line="276" w:lineRule="auto"/>
+        <w:spacing w:line="560" w:lineRule="exact"/>
         <w:jc w:val="both"/>
         <w:rPr>
           <w:rFonts w:ascii="KUGICAPS" w:hAnsi="KUGICAPS"/>
@@ -776,7 +767,7 @@
     <w:p>
       <w:pPr>
         <w:pStyle w:val="Body"/>
-        <w:spacing w:line="276" w:lineRule="auto"/>
+        <w:spacing w:line="480" w:lineRule="exact"/>
         <w:jc w:val="both"/>
         <w:rPr>
           <w:rFonts w:ascii="KUGICAPS" w:hAnsi="KUGICAPS"/>
@@ -820,7 +811,7 @@
     <w:p>
       <w:pPr>
         <w:pStyle w:val="Body"/>
-        <w:spacing w:line="276" w:lineRule="auto"/>
+        <w:spacing w:line="300" w:lineRule="exact"/>
         <w:jc w:val="both"/>
         <w:rPr>
           <w:rFonts w:ascii="KUGICAPS" w:eastAsia="KugiRegular" w:hAnsi="KUGICAPS" w:cs="KugiRegular"/>
@@ -842,7 +833,7 @@
     <w:p>
       <w:pPr>
         <w:pStyle w:val="Body"/>
-        <w:spacing w:line="276" w:lineRule="auto"/>
+        <w:spacing w:line="360" w:lineRule="exact"/>
         <w:jc w:val="both"/>
         <w:rPr>
           <w:rFonts w:ascii="KUGICAPS" w:hAnsi="KUGICAPS"/>
@@ -877,7 +868,7 @@
     <w:p>
       <w:pPr>
         <w:pStyle w:val="Body"/>
-        <w:spacing w:line="276" w:lineRule="auto"/>
+        <w:spacing w:line="300" w:lineRule="exact"/>
         <w:jc w:val="both"/>
         <w:rPr>
           <w:rFonts w:ascii="KUGICAPS" w:hAnsi="KUGICAPS"/>
@@ -899,7 +890,7 @@
     <w:p>
       <w:pPr>
         <w:pStyle w:val="Body"/>
-        <w:spacing w:line="276" w:lineRule="auto"/>
+        <w:spacing w:line="300" w:lineRule="exact"/>
         <w:jc w:val="both"/>
         <w:rPr>
           <w:rFonts w:ascii="KUGICAPS" w:hAnsi="KUGICAPS"/>
@@ -923,7 +914,7 @@
     <w:p>
       <w:pPr>
         <w:pStyle w:val="Body"/>
-        <w:spacing w:line="276" w:lineRule="auto"/>
+        <w:spacing w:line="300" w:lineRule="exact"/>
         <w:jc w:val="both"/>
         <w:rPr>
           <w:rFonts w:ascii="KUGICAPS" w:hAnsi="KUGICAPS"/>
@@ -947,7 +938,7 @@
     <w:p>
       <w:pPr>
         <w:pStyle w:val="Body"/>
-        <w:spacing w:line="276" w:lineRule="auto"/>
+        <w:spacing w:line="300" w:lineRule="exact"/>
         <w:jc w:val="both"/>
         <w:rPr>
           <w:lang w:val="fr-CH"/>
@@ -960,16 +951,7 @@
           <w:szCs w:val="24"/>
           <w:lang w:val="fr-CH"/>
         </w:rPr>
-        <w:t>0123456789</w:t>
-      </w:r>
-      <w:r>
-        <w:rPr>
-          <w:rFonts w:ascii="KugiRegular" w:hAnsi="KugiRegular"/>
-          <w:sz w:val="24"/>
-          <w:szCs w:val="24"/>
-          <w:lang w:val="fr-CH"/>
-        </w:rPr>
-        <w:t xml:space="preserve"> </w:t>
+        <w:t xml:space="preserve">0123456789 </w:t>
       </w:r>
       <w:r>
         <w:rPr>
@@ -984,7 +966,7 @@
     <w:p>
       <w:pPr>
         <w:pStyle w:val="Body"/>
-        <w:spacing w:line="276" w:lineRule="auto"/>
+        <w:spacing w:line="640" w:lineRule="exact"/>
         <w:jc w:val="both"/>
         <w:rPr>
           <w:rFonts w:ascii="KugiSerif" w:hAnsi="KugiSerif"/>
@@ -1006,7 +988,7 @@
     <w:p>
       <w:pPr>
         <w:pStyle w:val="Body"/>
-        <w:spacing w:line="276" w:lineRule="auto"/>
+        <w:spacing w:line="560" w:lineRule="exact"/>
         <w:jc w:val="both"/>
         <w:rPr>
           <w:rFonts w:ascii="KugiSerif" w:hAnsi="KugiSerif"/>
@@ -1028,7 +1010,7 @@
     <w:p>
       <w:pPr>
         <w:pStyle w:val="Body"/>
-        <w:spacing w:line="276" w:lineRule="auto"/>
+        <w:spacing w:line="480" w:lineRule="exact"/>
         <w:jc w:val="both"/>
         <w:rPr>
           <w:rFonts w:ascii="KugiSerif" w:hAnsi="KugiSerif"/>
@@ -1072,7 +1054,7 @@
     <w:p>
       <w:pPr>
         <w:pStyle w:val="Body"/>
-        <w:spacing w:line="276" w:lineRule="auto"/>
+        <w:spacing w:line="300" w:lineRule="exact"/>
         <w:jc w:val="both"/>
         <w:rPr>
           <w:rFonts w:ascii="KugiSerif" w:eastAsia="KugiRegular" w:hAnsi="KugiSerif" w:cs="KugiRegular"/>
@@ -1094,7 +1076,7 @@
     <w:p>
       <w:pPr>
         <w:pStyle w:val="Body"/>
-        <w:spacing w:line="276" w:lineRule="auto"/>
+        <w:spacing w:line="360" w:lineRule="exact"/>
         <w:jc w:val="both"/>
         <w:rPr>
           <w:rFonts w:ascii="KugiSerif" w:hAnsi="KugiSerif"/>
@@ -1129,7 +1111,7 @@
     <w:p>
       <w:pPr>
         <w:pStyle w:val="Body"/>
-        <w:spacing w:line="276" w:lineRule="auto"/>
+        <w:spacing w:line="300" w:lineRule="exact"/>
         <w:jc w:val="both"/>
         <w:rPr>
           <w:rFonts w:ascii="KugiSerif" w:hAnsi="KugiSerif"/>
@@ -1151,7 +1133,7 @@
     <w:p>
       <w:pPr>
         <w:pStyle w:val="Body"/>
-        <w:spacing w:line="276" w:lineRule="auto"/>
+        <w:spacing w:line="300" w:lineRule="exact"/>
         <w:jc w:val="both"/>
         <w:rPr>
           <w:rFonts w:ascii="KugiSerif" w:hAnsi="KugiSerif"/>
@@ -1175,7 +1157,7 @@
     <w:p>
       <w:pPr>
         <w:pStyle w:val="Body"/>
-        <w:spacing w:line="276" w:lineRule="auto"/>
+        <w:spacing w:line="300" w:lineRule="exact"/>
         <w:jc w:val="both"/>
         <w:rPr>
           <w:rFonts w:ascii="KugiSerif" w:hAnsi="KugiSerif"/>
@@ -1236,7 +1218,7 @@
     <w:p>
       <w:pPr>
         <w:pStyle w:val="Body"/>
-        <w:spacing w:line="276" w:lineRule="auto"/>
+        <w:spacing w:line="640" w:lineRule="exact"/>
         <w:jc w:val="both"/>
         <w:rPr>
           <w:rFonts w:ascii="KugiSerifItalic" w:hAnsi="KugiSerifItalic"/>
@@ -1258,7 +1240,7 @@
     <w:p>
       <w:pPr>
         <w:pStyle w:val="Body"/>
-        <w:spacing w:line="276" w:lineRule="auto"/>
+        <w:spacing w:line="560" w:lineRule="exact"/>
         <w:jc w:val="both"/>
         <w:rPr>
           <w:rFonts w:ascii="KugiSerifItalic" w:hAnsi="KugiSerifItalic"/>
@@ -1280,7 +1262,7 @@
     <w:p>
       <w:pPr>
         <w:pStyle w:val="Body"/>
-        <w:spacing w:line="276" w:lineRule="auto"/>
+        <w:spacing w:line="480" w:lineRule="exact"/>
         <w:jc w:val="both"/>
         <w:rPr>
           <w:rFonts w:ascii="KugiSerifItalic" w:hAnsi="KugiSerifItalic"/>
@@ -1324,7 +1306,7 @@
     <w:p>
       <w:pPr>
         <w:pStyle w:val="Body"/>
-        <w:spacing w:line="276" w:lineRule="auto"/>
+        <w:spacing w:line="300" w:lineRule="exact"/>
         <w:jc w:val="both"/>
         <w:rPr>
           <w:rFonts w:ascii="KugiSerifItalic" w:eastAsia="KugiRegular" w:hAnsi="KugiSerifItalic" w:cs="KugiRegular"/>
@@ -1346,7 +1328,7 @@
     <w:p>
       <w:pPr>
         <w:pStyle w:val="Body"/>
-        <w:spacing w:line="276" w:lineRule="auto"/>
+        <w:spacing w:line="360" w:lineRule="exact"/>
         <w:jc w:val="both"/>
         <w:rPr>
           <w:rFonts w:ascii="KugiSerifItalic" w:hAnsi="KugiSerifItalic"/>
@@ -1381,7 +1363,7 @@
     <w:p>
       <w:pPr>
         <w:pStyle w:val="Body"/>
-        <w:spacing w:line="276" w:lineRule="auto"/>
+        <w:spacing w:line="300" w:lineRule="exact"/>
         <w:jc w:val="both"/>
         <w:rPr>
           <w:rFonts w:ascii="KugiSerifItalic" w:hAnsi="KugiSerifItalic"/>
@@ -1403,7 +1385,7 @@
     <w:p>
       <w:pPr>
         <w:pStyle w:val="Body"/>
-        <w:spacing w:line="276" w:lineRule="auto"/>
+        <w:spacing w:line="300" w:lineRule="exact"/>
         <w:jc w:val="both"/>
         <w:rPr>
           <w:rFonts w:ascii="KugiSerifItalic" w:hAnsi="KugiSerifItalic"/>
@@ -1427,7 +1409,7 @@
     <w:p>
       <w:pPr>
         <w:pStyle w:val="Body"/>
-        <w:spacing w:line="276" w:lineRule="auto"/>
+        <w:spacing w:line="300" w:lineRule="exact"/>
         <w:jc w:val="both"/>
         <w:rPr>
           <w:rFonts w:ascii="KugiSerifItalic" w:hAnsi="KugiSerifItalic"/>
@@ -1451,10 +1433,10 @@
     <w:p>
       <w:pPr>
         <w:pStyle w:val="Body"/>
-        <w:spacing w:line="276" w:lineRule="auto"/>
-        <w:jc w:val="both"/>
-        <w:rPr>
-          <w:rFonts w:ascii="KugiSerifBold" w:hAnsi="KugiSerifBold"/>
+        <w:spacing w:line="640" w:lineRule="exact"/>
+        <w:jc w:val="both"/>
+        <w:rPr>
+          <w:rFonts w:ascii="KugiRegular" w:hAnsi="KugiRegular"/>
           <w:sz w:val="56"/>
           <w:szCs w:val="56"/>
           <w:lang w:val="fr-CH"/>
@@ -1489,7 +1471,7 @@
       </w:r>
       <w:r>
         <w:rPr>
-          <w:rFonts w:ascii="KugiSerifBold" w:hAnsi="KugiSerifBold"/>
+          <w:rFonts w:ascii="KugiRegular" w:hAnsi="KugiRegular"/>
           <w:sz w:val="56"/>
           <w:szCs w:val="56"/>
           <w:lang w:val="fr-CH"/>
@@ -1501,7 +1483,7 @@
     <w:p>
       <w:pPr>
         <w:pStyle w:val="Body"/>
-        <w:spacing w:line="276" w:lineRule="auto"/>
+        <w:spacing w:line="560" w:lineRule="exact"/>
         <w:jc w:val="both"/>
         <w:rPr>
           <w:rFonts w:ascii="KugiSerifBold" w:hAnsi="KugiSerifBold"/>
@@ -1523,7 +1505,7 @@
     <w:p>
       <w:pPr>
         <w:pStyle w:val="Body"/>
-        <w:spacing w:line="276" w:lineRule="auto"/>
+        <w:spacing w:line="480" w:lineRule="exact"/>
         <w:jc w:val="both"/>
         <w:rPr>
           <w:rFonts w:ascii="KugiSerifBold" w:hAnsi="KugiSerifBold"/>
@@ -1567,7 +1549,7 @@
     <w:p>
       <w:pPr>
         <w:pStyle w:val="Body"/>
-        <w:spacing w:line="276" w:lineRule="auto"/>
+        <w:spacing w:line="300" w:lineRule="exact"/>
         <w:jc w:val="both"/>
         <w:rPr>
           <w:rFonts w:ascii="KugiSerifBold" w:eastAsia="KugiRegular" w:hAnsi="KugiSerifBold" w:cs="KugiRegular"/>
@@ -1589,7 +1571,7 @@
     <w:p>
       <w:pPr>
         <w:pStyle w:val="Body"/>
-        <w:spacing w:line="276" w:lineRule="auto"/>
+        <w:spacing w:line="360" w:lineRule="exact"/>
         <w:jc w:val="both"/>
         <w:rPr>
           <w:rFonts w:ascii="KugiSerifBold" w:hAnsi="KugiSerifBold"/>
@@ -1624,7 +1606,7 @@
     <w:p>
       <w:pPr>
         <w:pStyle w:val="Body"/>
-        <w:spacing w:line="276" w:lineRule="auto"/>
+        <w:spacing w:line="300" w:lineRule="exact"/>
         <w:jc w:val="both"/>
         <w:rPr>
           <w:rFonts w:ascii="KugiSerifBold" w:hAnsi="KugiSerifBold"/>
@@ -1646,7 +1628,7 @@
     <w:p>
       <w:pPr>
         <w:pStyle w:val="Body"/>
-        <w:spacing w:line="276" w:lineRule="auto"/>
+        <w:spacing w:line="300" w:lineRule="exact"/>
         <w:jc w:val="both"/>
         <w:rPr>
           <w:rFonts w:ascii="KugiSerifBold" w:hAnsi="KugiSerifBold"/>
@@ -1670,7 +1652,7 @@
     <w:p>
       <w:pPr>
         <w:pStyle w:val="Body"/>
-        <w:spacing w:line="276" w:lineRule="auto"/>
+        <w:spacing w:line="300" w:lineRule="exact"/>
         <w:jc w:val="both"/>
         <w:rPr>
           <w:rFonts w:ascii="KugiSerifBold" w:hAnsi="KugiSerifBold"/>
@@ -1694,7 +1676,7 @@
     <w:p>
       <w:pPr>
         <w:pStyle w:val="Body"/>
-        <w:spacing w:line="276" w:lineRule="auto"/>
+        <w:spacing w:line="640" w:lineRule="exact"/>
         <w:jc w:val="both"/>
         <w:rPr>
           <w:rFonts w:ascii="KUGISERIFCAPS" w:hAnsi="KUGISERIFCAPS"/>
@@ -1734,7 +1716,7 @@
     <w:p>
       <w:pPr>
         <w:pStyle w:val="Body"/>
-        <w:spacing w:line="276" w:lineRule="auto"/>
+        <w:spacing w:line="560" w:lineRule="exact"/>
         <w:jc w:val="both"/>
         <w:rPr>
           <w:rFonts w:ascii="KUGISERIFCAPS" w:hAnsi="KUGISERIFCAPS"/>
@@ -1756,7 +1738,7 @@
     <w:p>
       <w:pPr>
         <w:pStyle w:val="Body"/>
-        <w:spacing w:line="276" w:lineRule="auto"/>
+        <w:spacing w:line="480" w:lineRule="exact"/>
         <w:jc w:val="both"/>
         <w:rPr>
           <w:rFonts w:ascii="KUGISERIFCAPS" w:hAnsi="KUGISERIFCAPS"/>
@@ -1800,7 +1782,7 @@
     <w:p>
       <w:pPr>
         <w:pStyle w:val="Body"/>
-        <w:spacing w:line="276" w:lineRule="auto"/>
+        <w:spacing w:line="300" w:lineRule="exact"/>
         <w:jc w:val="both"/>
         <w:rPr>
           <w:rFonts w:ascii="KUGISERIFCAPS" w:eastAsia="KugiRegular" w:hAnsi="KUGISERIFCAPS" w:cs="KugiRegular"/>
@@ -1822,7 +1804,7 @@
     <w:p>
       <w:pPr>
         <w:pStyle w:val="Body"/>
-        <w:spacing w:line="276" w:lineRule="auto"/>
+        <w:spacing w:line="360" w:lineRule="exact"/>
         <w:jc w:val="both"/>
         <w:rPr>
           <w:rFonts w:ascii="KUGISERIFCAPS" w:hAnsi="KUGISERIFCAPS"/>
@@ -1857,7 +1839,7 @@
     <w:p>
       <w:pPr>
         <w:pStyle w:val="Body"/>
-        <w:spacing w:line="276" w:lineRule="auto"/>
+        <w:spacing w:line="300" w:lineRule="exact"/>
         <w:jc w:val="both"/>
         <w:rPr>
           <w:rFonts w:ascii="KUGISERIFCAPS" w:hAnsi="KUGISERIFCAPS"/>
@@ -1879,7 +1861,7 @@
     <w:p>
       <w:pPr>
         <w:pStyle w:val="Body"/>
-        <w:spacing w:line="276" w:lineRule="auto"/>
+        <w:spacing w:line="300" w:lineRule="exact"/>
         <w:jc w:val="both"/>
         <w:rPr>
           <w:rFonts w:ascii="KUGISERIFCAPS" w:hAnsi="KUGISERIFCAPS"/>
@@ -1903,7 +1885,7 @@
     <w:p>
       <w:pPr>
         <w:pStyle w:val="Body"/>
-        <w:spacing w:line="276" w:lineRule="auto"/>
+        <w:spacing w:line="300" w:lineRule="exact"/>
         <w:jc w:val="both"/>
         <w:rPr>
           <w:rFonts w:ascii="KUGISERIFCAPS" w:hAnsi="KUGISERIFCAPS"/>

--- a/source/tests/testpage.docx
+++ b/source/tests/testpage.docx
@@ -1471,7 +1471,7 @@
       </w:r>
       <w:r>
         <w:rPr>
-          <w:rFonts w:ascii="KugiRegular" w:hAnsi="KugiRegular"/>
+          <w:rFonts w:ascii="KugiSerifBold" w:hAnsi="KugiSerifBold"/>
           <w:sz w:val="56"/>
           <w:szCs w:val="56"/>
           <w:lang w:val="fr-CH"/>
